--- a/实训报告-文本相似度分析与查重系统.docx
+++ b/实训报告-文本相似度分析与查重系统.docx
@@ -2793,7 +2793,7 @@
           <w:b w:val="0"/>
           <w:sz w:val="24"/>
         </w:rPr>
-        <w:t>Git 仓库地址：https://github.com/你的用户名/text-similarity-checker</w:t>
+        <w:t>Git 仓库地址：https://github.com/1yu-cmyk/text-similarity-checker</w:t>
       </w:r>
     </w:p>
     <w:p>
@@ -2806,7 +2806,7 @@
           <w:b w:val="0"/>
           <w:sz w:val="21"/>
         </w:rPr>
-        <w:t>（请将项目源代码上传至 Git 仓库，并将可访问链接替换此处。）</w:t>
+        <w:t>（代码已上传至公开仓库，可直接访问。）</w:t>
       </w:r>
     </w:p>
     <w:p>
